--- a/data/templates/word/hlu/hlu.docx
+++ b/data/templates/word/hlu/hlu.docx
@@ -5993,7 +5993,7 @@
       <w:outlineLvl w:val="2"/>
     </w:pPr>
     <w:rPr>
-      <w:rFonts w:ascii="Calibri Light" w:hAnsi="Calibri Light"/>
+      <w:rFonts w:ascii="Times New Roman" w:hAnsi="Times New Roman"/>
       <w:b/>
       <w:bCs/>
       <w:sz w:val="26"/>
@@ -6138,7 +6138,7 @@
     <w:unhideWhenUsed/>
     <w:rsid w:val="009E0476"/>
     <w:rPr>
-      <w:rFonts w:ascii="Tahoma" w:hAnsi="Tahoma"/>
+      <w:rFonts w:ascii="Times New Roman" w:hAnsi="Times New Roman"/>
       <w:sz w:val="16"/>
       <w:szCs w:val="16"/>
       <w:lang w:val="x-none" w:eastAsia="x-none"/>
@@ -6150,7 +6150,7 @@
     <w:uiPriority w:val="99"/>
     <w:rsid w:val="009E0476"/>
     <w:rPr>
-      <w:rFonts w:ascii="Tahoma" w:hAnsi="Tahoma" w:cs="Tahoma"/>
+      <w:rFonts w:ascii="Times New Roman" w:hAnsi="Times New Roman" w:cs="Times New Roman"/>
       <w:sz w:val="16"/>
       <w:szCs w:val="16"/>
     </w:rPr>
@@ -6165,7 +6165,7 @@
       <w:adjustRightInd w:val="0"/>
     </w:pPr>
     <w:rPr>
-      <w:rFonts w:ascii="Courier New" w:hAnsi="Courier New" w:cs="Courier New"/>
+      <w:rFonts w:ascii="Times New Roman" w:hAnsi="Times New Roman" w:cs="Times New Roman"/>
     </w:rPr>
   </w:style>
   <w:style w:type="paragraph" w:customStyle="1" w:styleId="ConsPlusCell">
@@ -6178,7 +6178,7 @@
       <w:adjustRightInd w:val="0"/>
     </w:pPr>
     <w:rPr>
-      <w:rFonts w:ascii="Arial" w:hAnsi="Arial" w:cs="Arial"/>
+      <w:rFonts w:ascii="Times New Roman" w:hAnsi="Times New Roman" w:cs="Times New Roman"/>
     </w:rPr>
   </w:style>
   <w:style w:type="paragraph" w:customStyle="1" w:styleId="ConsPlusNormal">
@@ -6190,7 +6190,7 @@
       <w:adjustRightInd w:val="0"/>
     </w:pPr>
     <w:rPr>
-      <w:rFonts w:ascii="Arial" w:hAnsi="Arial" w:cs="Arial"/>
+      <w:rFonts w:ascii="Times New Roman" w:hAnsi="Times New Roman" w:cs="Times New Roman"/>
     </w:rPr>
   </w:style>
   <w:style w:type="character" w:customStyle="1" w:styleId="FontStyle15">
@@ -6266,7 +6266,7 @@
     <w:link w:val="af"/>
     <w:rsid w:val="00217320"/>
     <w:rPr>
-      <w:rFonts w:ascii="Courier New" w:hAnsi="Courier New"/>
+      <w:rFonts w:ascii="Times New Roman" w:hAnsi="Times New Roman"/>
       <w:sz w:val="20"/>
       <w:szCs w:val="20"/>
       <w:lang w:val="x-none" w:eastAsia="x-none"/>
@@ -6277,7 +6277,7 @@
     <w:link w:val="ae"/>
     <w:rsid w:val="00217320"/>
     <w:rPr>
-      <w:rFonts w:ascii="Courier New" w:hAnsi="Courier New" w:cs="Courier New"/>
+      <w:rFonts w:ascii="Times New Roman" w:hAnsi="Times New Roman" w:cs="Times New Roman"/>
     </w:rPr>
   </w:style>
   <w:style w:type="character" w:styleId="af0">
@@ -6432,7 +6432,7 @@
     <w:semiHidden/>
     <w:rsid w:val="00D5430C"/>
     <w:rPr>
-      <w:rFonts w:ascii="Calibri Light" w:eastAsia="Times New Roman" w:hAnsi="Calibri Light" w:cs="Times New Roman"/>
+      <w:rFonts w:ascii="Times New Roman" w:eastAsia="Times New Roman" w:hAnsi="Times New Roman" w:cs="Times New Roman"/>
       <w:b/>
       <w:bCs/>
       <w:sz w:val="26"/>
@@ -6542,7 +6542,7 @@
     </a:clrScheme>
     <a:fontScheme name="Стандартная">
       <a:majorFont>
-        <a:latin typeface="Calibri Light" panose="020F0302020204030204"/>
+        <a:latin typeface="Times New Roman" panose="020F0302020204030204"/>
         <a:ea typeface=""/>
         <a:cs typeface=""/>
         <a:font script="Jpan" typeface="游ゴシック Light"/>
@@ -6594,7 +6594,7 @@
         <a:font script="Tfng" typeface="Ebrima"/>
       </a:majorFont>
       <a:minorFont>
-        <a:latin typeface="Calibri" panose="020F0502020204030204"/>
+        <a:latin typeface="Times New Roman" panose="020F0502020204030204"/>
         <a:ea typeface=""/>
         <a:cs typeface=""/>
         <a:font script="Jpan" typeface="游明朝"/>
